--- a/examples/vr-codebook/files/MC501-vr-codebook-example.docx
+++ b/examples/vr-codebook/files/MC501-vr-codebook-example.docx
@@ -134,7 +134,7 @@
         <w:t xml:space="preserve">one Steam store page for one title</w:t>
       </w:r>
       <w:r>
-        <w:t xml:space="preserve">, as a buyer sees it: the short description, every screenshot, and every trailer. Reviews, forums, the long description below the media, and the game itself are not part of the item. Nothing is coded from playing the title.</w:t>
+        <w:t xml:space="preserve">, as a buyer sees it: the short description, every screenshot, and every trailer. Reviews, forums, the long description below the media, and the game itself are not part of the item.</w:t>
       </w:r>
     </w:p>
     <w:p>
@@ -359,7 +359,7 @@
               <w:jc w:val="left"/>
             </w:pPr>
             <w:r>
-              <w:t xml:space="preserve">Read the short description, then view every screenshot and trailer from left to right. Look for hands, controllers, tools, or weapons that the user moves, or for objects that respond to the user.</w:t>
+              <w:t xml:space="preserve">Read the short description and view every screenshot and trailer. Look for hands, controllers, tools, or weapons the user moves, or objects that respond to the user.</w:t>
             </w:r>
           </w:p>
         </w:tc>
@@ -385,7 +385,7 @@
               <w:jc w:val="left"/>
             </w:pPr>
             <w:r>
-              <w:t xml:space="preserve">Nominal. It allows counts, percentages, and a chi-square test against another nominal variable; it rules out a mean or a ranking.</w:t>
+              <w:t xml:space="preserve">Nominal. It allows counts, percentages, and a chi-square test; it rules out a mean or a ranking.</w:t>
             </w:r>
           </w:p>
         </w:tc>
@@ -476,7 +476,7 @@
               <w:jc w:val="left"/>
             </w:pPr>
             <w:r>
-              <w:t xml:space="preserve">I1. If hands appear but only point at a menu, code</w:t>
+              <w:t xml:space="preserve">I1. Hands that only point at a menu are</w:t>
             </w:r>
             <w:r>
               <w:t xml:space="preserve"> </w:t>
@@ -488,7 +488,7 @@
               <w:t xml:space="preserve">no</w:t>
             </w:r>
             <w:r>
-              <w:t xml:space="preserve">: a menu is not the environment. I2. If the description says the title is interactive but no screenshot or trailer shows it, code</w:t>
+              <w:t xml:space="preserve">. I2. If only the description claims interactivity, code</w:t>
             </w:r>
             <w:r>
               <w:t xml:space="preserve"> </w:t>
@@ -553,7 +553,7 @@
               <w:t xml:space="preserve"> </w:t>
             </w:r>
             <w:r>
-              <w:t xml:space="preserve">turned out to need controllers to play, this variable would be measuring how a page is marketed rather than what the experience offers.</w:t>
+              <w:t xml:space="preserve">turned out to need controllers, this variable would measure marketing, not the experience.</w:t>
             </w:r>
           </w:p>
         </w:tc>
@@ -665,7 +665,7 @@
               <w:jc w:val="left"/>
             </w:pPr>
             <w:r>
-              <w:t xml:space="preserve">In the screenshots and trailers, check where the camera sits and whether a main character is seen from outside.</w:t>
+              <w:t xml:space="preserve">Check where the camera sits and whether a main character is seen from outside.</w:t>
             </w:r>
           </w:p>
         </w:tc>
@@ -782,7 +782,7 @@
               <w:jc w:val="left"/>
             </w:pPr>
             <w:r>
-              <w:t xml:space="preserve">P1. If the page shows both views, code the view in most of the screenshots and trailers, and write a note. P2. If there is no camera position at all (a menu tool or a video player), code</w:t>
+              <w:t xml:space="preserve">P1. If the page shows both views, code the majority view and write a note. P2. If there is no camera position at all (a menu tool or a video player), code</w:t>
             </w:r>
             <w:r>
               <w:t xml:space="preserve"> </w:t>
@@ -998,7 +998,7 @@
               <w:jc w:val="left"/>
             </w:pPr>
             <w:r>
-              <w:t xml:space="preserve">For each genre, judge whether its activity fills more than 20 percent of what the page shows, counting the screenshots and the trailer time that show it. Use the definitions in the table below.</w:t>
+              <w:t xml:space="preserve">For each genre, judge whether its activity fills more than 20 percent of the screenshots and trailer time. Use the definitions below.</w:t>
             </w:r>
           </w:p>
         </w:tc>
@@ -1024,7 +1024,7 @@
               <w:jc w:val="left"/>
             </w:pPr>
             <w:r>
-              <w:t xml:space="preserve">Nominal, one per genre. Counts and percentages per genre, and comparisons between groups of titles; it rules out adding genres into a score.</w:t>
+              <w:t xml:space="preserve">Nominal, one per genre. Counts, percentages, and group comparisons; it rules out adding genres into a score.</w:t>
             </w:r>
           </w:p>
         </w:tc>
@@ -1329,7 +1329,7 @@
               <w:jc w:val="left"/>
             </w:pPr>
             <w:r>
-              <w:t xml:space="preserve">The experience relies on the player’s reflexes, coordination, or reaction time.</w:t>
+              <w:t xml:space="preserve">Play relies on reflexes, coordination, or reaction time.</w:t>
             </w:r>
           </w:p>
         </w:tc>
@@ -1459,7 +1459,7 @@
               <w:jc w:val="left"/>
             </w:pPr>
             <w:r>
-              <w:t xml:space="preserve">The experience centers on hand-to-hand or melee combat.</w:t>
+              <w:t xml:space="preserve">Play centers on hand-to-hand or melee combat.</w:t>
             </w:r>
           </w:p>
         </w:tc>
@@ -1548,7 +1548,7 @@
               <w:jc w:val="left"/>
             </w:pPr>
             <w:r>
-              <w:t xml:space="preserve">Shooting at targets with no opponent (code Shooter only if targets stand in for opponents; add a note).</w:t>
+              <w:t xml:space="preserve">Targets with no opponent, unless they stand in for opponents (add a note).</w:t>
             </w:r>
           </w:p>
         </w:tc>
@@ -1589,7 +1589,7 @@
               <w:jc w:val="left"/>
             </w:pPr>
             <w:r>
-              <w:t xml:space="preserve">The player takes on a character role: creates a persona, has a background story, or builds a story by interacting with other characters.</w:t>
+              <w:t xml:space="preserve">The player takes on a character role: a persona, a background story, or a story built with other characters.</w:t>
             </w:r>
           </w:p>
         </w:tc>
@@ -1654,7 +1654,7 @@
               <w:jc w:val="left"/>
             </w:pPr>
             <w:r>
-              <w:t xml:space="preserve">The experience closely imitates a real-world activity or system: driving, flying, working a job, or running a city.</w:t>
+              <w:t xml:space="preserve">The experience imitates a real-world activity or system: driving, working a job, running a city.</w:t>
             </w:r>
           </w:p>
         </w:tc>
@@ -1849,7 +1849,7 @@
               <w:jc w:val="left"/>
             </w:pPr>
             <w:r>
-              <w:t xml:space="preserve">The player competes to move faster or better than others, on foot or in a vehicle.</w:t>
+              <w:t xml:space="preserve">The player races others, on foot or in a vehicle.</w:t>
             </w:r>
           </w:p>
         </w:tc>
@@ -1914,7 +1914,7 @@
               <w:jc w:val="left"/>
             </w:pPr>
             <w:r>
-              <w:t xml:space="preserve">The experience is built around an athletic sport, a team, or a sporting event.</w:t>
+              <w:t xml:space="preserve">Built around an athletic sport, team, or event.</w:t>
             </w:r>
           </w:p>
         </w:tc>
@@ -2056,7 +2056,7 @@
               <w:jc w:val="left"/>
             </w:pPr>
             <w:r>
-              <w:t xml:space="preserve">Opening a locked box by working out its mechanism.</w:t>
+              <w:t xml:space="preserve">Working out a locked box’s mechanism.</w:t>
             </w:r>
           </w:p>
         </w:tc>
@@ -2109,7 +2109,7 @@
               <w:jc w:val="left"/>
             </w:pPr>
             <w:r>
-              <w:t xml:space="preserve">Chance drives the experience: dice, random events, or randomly generated levels.</w:t>
+              <w:t xml:space="preserve">Chance drives play: dice, random events, or generated levels.</w:t>
             </w:r>
           </w:p>
         </w:tc>
@@ -2174,7 +2174,7 @@
               <w:jc w:val="left"/>
             </w:pPr>
             <w:r>
-              <w:t xml:space="preserve">The experience tests the player’s knowledge.</w:t>
+              <w:t xml:space="preserve">Play tests the player’s knowledge.</w:t>
             </w:r>
           </w:p>
         </w:tc>
@@ -2239,7 +2239,7 @@
               <w:jc w:val="left"/>
             </w:pPr>
             <w:r>
-              <w:t xml:space="preserve">The player flies through the environment: an aircraft, a spacecraft, or a creature.</w:t>
+              <w:t xml:space="preserve">The player flies an aircraft, a spacecraft, or a creature.</w:t>
             </w:r>
           </w:p>
         </w:tc>
@@ -2412,39 +2412,7 @@
         <w:pStyle w:val="BodyText"/>
       </w:pPr>
       <w:r>
-        <w:t xml:space="preserve">Simulation became a catch-all. The team debated it in the document’s margins: a</w:t>
-      </w:r>
-      <w:r>
-        <w:t xml:space="preserve"> </w:t>
-      </w:r>
-      <w:r>
-        <w:rPr>
-          <w:i/>
-          <w:iCs/>
-        </w:rPr>
-        <w:t xml:space="preserve">simulator</w:t>
-      </w:r>
-      <w:r>
-        <w:t xml:space="preserve"> </w:t>
-      </w:r>
-      <w:r>
-        <w:t xml:space="preserve">(flying, driving) and a</w:t>
-      </w:r>
-      <w:r>
-        <w:t xml:space="preserve"> </w:t>
-      </w:r>
-      <w:r>
-        <w:rPr>
-          <w:i/>
-          <w:iCs/>
-        </w:rPr>
-        <w:t xml:space="preserve">simulation</w:t>
-      </w:r>
-      <w:r>
-        <w:t xml:space="preserve"> </w:t>
-      </w:r>
-      <w:r>
-        <w:t xml:space="preserve">(running a city or a life) seemed like different genres. The published study kept one Simulation code. In the recorded data, one coder gave Simulation to video players such as YouTube VR, which is why rule G3 exists.</w:t>
+        <w:t xml:space="preserve">Simulation became a catch-all. In the recorded data, one coder gave Simulation to video players such as YouTube VR, which is why rule G3 exists.</w:t>
       </w:r>
     </w:p>
     <w:bookmarkEnd w:id="16"/>
@@ -3078,7 +3046,7 @@
       </w:r>
     </w:p>
     <w:bookmarkEnd w:id="21"/>
-    <w:bookmarkStart w:id="28" w:name="part-3-reliability-protocol"/>
+    <w:bookmarkStart w:id="27" w:name="part-3-reliability-protocol"/>
     <w:p>
       <w:pPr>
         <w:pStyle w:val="Heading1"/>
@@ -3095,13 +3063,13 @@
         <w:t xml:space="preserve">You are the only coder, so every reliability claim here is about your own consistency over time: intracoder reliability (stability).</w:t>
       </w:r>
     </w:p>
-    <w:bookmarkStart w:id="22" w:name="the-statistic"/>
+    <w:bookmarkStart w:id="22" w:name="the-statistic-and-its-threshold"/>
     <w:p>
       <w:pPr>
         <w:pStyle w:val="Heading2"/>
       </w:pPr>
       <w:r>
-        <w:t xml:space="preserve">The statistic</w:t>
+        <w:t xml:space="preserve">The statistic and its threshold</w:t>
       </w:r>
     </w:p>
     <w:p>
@@ -3112,14 +3080,22 @@
         <w:t xml:space="preserve">Krippendorff’s alpha for each variable, computed on a re-code of the same titles.</w:t>
       </w:r>
     </w:p>
+    <w:p>
+      <w:pPr>
+        <w:pStyle w:val="BodyText"/>
+      </w:pPr>
+      <w:r>
+        <w:t xml:space="preserve">Alpha of .80 or higher for each variable; .67 to .79 is reported as tentative.</w:t>
+      </w:r>
+    </w:p>
     <w:bookmarkEnd w:id="22"/>
-    <w:bookmarkStart w:id="23" w:name="the-threshold"/>
+    <w:bookmarkStart w:id="23" w:name="Xe13acf0cbc3aa188bf34cd0f1f814eac65ce7d5"/>
     <w:p>
       <w:pPr>
         <w:pStyle w:val="Heading2"/>
       </w:pPr>
       <w:r>
-        <w:t xml:space="preserve">The threshold</w:t>
+        <w:t xml:space="preserve">The stability procedure and a fresh sample</w:t>
       </w:r>
     </w:p>
     <w:p>
@@ -3127,17 +3103,17 @@
         <w:pStyle w:val="FirstParagraph"/>
       </w:pPr>
       <w:r>
-        <w:t xml:space="preserve">Alpha of .80 or higher for each variable; .67 to .79 is reported as tentative.</w:t>
+        <w:t xml:space="preserve">Code a seeded random sample of 20 titles, wait at least one week without looking at the first codes, then code the same 20 again from the store pages. Compare the two passes variable by variable.</w:t>
       </w:r>
     </w:p>
     <w:bookmarkEnd w:id="23"/>
-    <w:bookmarkStart w:id="24" w:name="the-stability-procedure"/>
+    <w:bookmarkStart w:id="24" w:name="Xbf5306e9dd5050bf61407787de8670b4bcddf81"/>
     <w:p>
       <w:pPr>
         <w:pStyle w:val="Heading2"/>
       </w:pPr>
       <w:r>
-        <w:t xml:space="preserve">The stability procedure</w:t>
+        <w:t xml:space="preserve">When it fails, and reporting a disappointing number</w:t>
       </w:r>
     </w:p>
     <w:p>
@@ -3145,17 +3121,17 @@
         <w:pStyle w:val="FirstParagraph"/>
       </w:pPr>
       <w:r>
-        <w:t xml:space="preserve">Code a seeded random sample of 20 titles, wait at least one week without looking at the first codes, then code the same 20 again from the store pages. Compare the two passes variable by variable.</w:t>
+        <w:t xml:space="preserve">Revise the decision rules for the failing variable, write down what changed, and re-code a fresh seeded sample of 20.</w:t>
       </w:r>
     </w:p>
     <w:bookmarkEnd w:id="24"/>
-    <w:bookmarkStart w:id="25" w:name="when-it-fails"/>
+    <w:bookmarkStart w:id="25" w:name="in-practice-2"/>
     <w:p>
       <w:pPr>
         <w:pStyle w:val="Heading2"/>
       </w:pPr>
       <w:r>
-        <w:t xml:space="preserve">When it fails</w:t>
+        <w:t xml:space="preserve">In practice</w:t>
       </w:r>
     </w:p>
     <w:p>
@@ -3163,29 +3139,11 @@
         <w:pStyle w:val="FirstParagraph"/>
       </w:pPr>
       <w:r>
-        <w:t xml:space="preserve">Revise the decision rules for the failing variable, write down what changed, and re-code a fresh seeded sample of 20.</w:t>
+        <w:t xml:space="preserve">The published study used three trained coders who were not the authors, and two of them coded each VR title. The sheet keeps both coders’ genre codes and a column that flags each disagreement. The paper reports that every variable met an alpha of .70. The rule used to settle disagreements was not written down, and the reported genre percentages cannot be rebuilt from the two coders’ columns with any single rule: for Action, one coder’s codes give 50 of the 139 titles and the other’s give 67, while the paper reports 45 percent. In your protocol, write the reconciliation rule before you code, and keep the settled column.</w:t>
       </w:r>
     </w:p>
     <w:bookmarkEnd w:id="25"/>
-    <w:bookmarkStart w:id="26" w:name="in-practice-2"/>
-    <w:p>
-      <w:pPr>
-        <w:pStyle w:val="Heading2"/>
-      </w:pPr>
-      <w:r>
-        <w:t xml:space="preserve">In practice</w:t>
-      </w:r>
-    </w:p>
-    <w:p>
-      <w:pPr>
-        <w:pStyle w:val="FirstParagraph"/>
-      </w:pPr>
-      <w:r>
-        <w:t xml:space="preserve">The published study used three trained coders who were not the authors, and two of them coded each VR title. The sheet keeps both coders’ genre codes and a column that flags each disagreement. The paper reports that every variable met an alpha of .70. The rule used to settle disagreements was not written down, and the reported genre percentages cannot be rebuilt from the two coders’ columns with any single rule: for Action, one coder’s codes give 50 of the 139 titles and the other’s give 67, while the paper reports 45 percent. In your protocol, write the reconciliation rule before you code, and keep the settled column.</w:t>
-      </w:r>
-    </w:p>
-    <w:bookmarkEnd w:id="26"/>
-    <w:bookmarkStart w:id="27" w:name="references"/>
+    <w:bookmarkStart w:id="26" w:name="references"/>
     <w:p>
       <w:pPr>
         <w:pStyle w:val="Heading2"/>
@@ -3257,8 +3215,8 @@
         <w:t xml:space="preserve">(4), 73-93. https://doi.org/10.1111/j.1460-2466.1992.tb00812.x</w:t>
       </w:r>
     </w:p>
+    <w:bookmarkEnd w:id="26"/>
     <w:bookmarkEnd w:id="27"/>
-    <w:bookmarkEnd w:id="28"/>
     <w:sectPr>
       <w:footnotePr>
         <w:numRestart w:val="eachSect"/>
@@ -3495,11 +3453,10 @@
   <w:docDefaults>
     <w:rPrDefault>
       <w:rPr>
-        <w:rFonts w:ascii="Cambria" w:cs="Cambria" w:hAnsi="Cambria"/>
-        <w:color w:val="22262B"/>
+        <w:rFonts w:asciiTheme="minorHAnsi" w:cstheme="minorBidi" w:eastAsiaTheme="minorEastAsia" w:hAnsiTheme="minorHAnsi"/>
         <w:sz w:val="24"/>
         <w:szCs w:val="24"/>
-        <w:lang w:val="en-US"/>
+        <w:lang w:bidi="ar-SA" w:eastAsia="zh-CN" w:val="en-US"/>
       </w:rPr>
     </w:rPrDefault>
     <w:pPrDefault>
@@ -3509,18 +3466,9 @@
     </w:pPrDefault>
   </w:docDefaults>
   <w:latentStyles w:count="276" w:defLockedState="0" w:defQFormat="0" w:defSemiHidden="0" w:defUIPriority="0" w:defUnhideWhenUsed="0"/>
-  <w:style w:styleId="Normal" w:type="paragraph">
+  <w:style w:default="1" w:styleId="Normal" w:type="paragraph">
     <w:name w:val="Normal"/>
     <w:qFormat/>
-    <w:pPr>
-      <w:spacing w:after="160" w:before="0" w:line="276" w:lineRule="auto"/>
-    </w:pPr>
-    <w:rPr>
-      <w:rFonts w:ascii="Cambria" w:cs="Cambria" w:hAnsi="Cambria"/>
-      <w:color w:val="22262B"/>
-      <w:sz w:val="24"/>
-      <w:szCs w:val="24"/>
-    </w:rPr>
   </w:style>
   <w:style w:styleId="BodyText" w:type="paragraph">
     <w:name w:val="Body Text"/>
@@ -3528,46 +3476,40 @@
     <w:link w:val="BodyTextChar"/>
     <w:qFormat/>
     <w:pPr>
-      <w:spacing w:after="160" w:before="0" w:line="276" w:lineRule="auto"/>
+      <w:spacing w:after="180" w:before="180"/>
     </w:pPr>
-    <w:rPr>
-      <w:rFonts w:ascii="Cambria" w:cs="Cambria" w:hAnsi="Cambria"/>
-      <w:color w:val="22262B"/>
-      <w:sz w:val="24"/>
-      <w:szCs w:val="24"/>
-    </w:rPr>
-  </w:style>
-  <w:style w:styleId="FirstParagraph" w:type="paragraph">
+  </w:style>
+  <w:style w:customStyle="1" w:styleId="FirstParagraph" w:type="paragraph">
     <w:name w:val="First Paragraph"/>
     <w:basedOn w:val="BodyText"/>
+    <w:next w:val="BodyText"/>
     <w:qFormat/>
   </w:style>
-  <w:style w:styleId="Compact" w:type="paragraph">
+  <w:style w:customStyle="1" w:styleId="Compact" w:type="paragraph">
     <w:name w:val="Compact"/>
     <w:basedOn w:val="BodyText"/>
     <w:qFormat/>
     <w:pPr>
-      <w:spacing w:after="40" w:before="0" w:line="276" w:lineRule="auto"/>
+      <w:spacing w:after="36" w:before="36"/>
     </w:pPr>
   </w:style>
   <w:style w:styleId="Title" w:type="paragraph">
     <w:name w:val="Title"/>
     <w:basedOn w:val="Normal"/>
-    <w:next w:val="Subtitle"/>
+    <w:next w:val="BodyText"/>
     <w:link w:val="TitleChar"/>
+    <w:uiPriority w:val="10"/>
     <w:qFormat/>
+    <w:rsid w:val="00A10FD9"/>
     <w:pPr>
-      <w:keepNext/>
-      <w:keepLines/>
-      <w:spacing w:after="60" w:before="0"/>
+      <w:spacing w:after="80" w:line="240" w:lineRule="auto"/>
+      <w:contextualSpacing/>
       <w:jc w:val="center"/>
     </w:pPr>
     <w:rPr>
-      <w:rFonts w:ascii="Calibri" w:cs="Calibri" w:hAnsi="Calibri"/>
-      <w:b/>
-      <w:color w:val="1B3A5C"/>
-      <w:sz w:val="28"/>
-      <w:szCs w:val="28"/>
+      <w:rFonts w:asciiTheme="majorHAnsi" w:cstheme="majorBidi" w:eastAsiaTheme="majorEastAsia" w:hAnsiTheme="majorHAnsi"/>
+      <w:sz w:val="56"/>
+      <w:szCs w:val="56"/>
     </w:rPr>
   </w:style>
   <w:style w:customStyle="1" w:styleId="TitleChar" w:type="character">
@@ -3578,28 +3520,28 @@
     <w:rsid w:val="00A10FD9"/>
     <w:rPr>
       <w:rFonts w:asciiTheme="majorHAnsi" w:cstheme="majorBidi" w:eastAsiaTheme="majorEastAsia" w:hAnsiTheme="majorHAnsi"/>
+      <w:sz w:val="56"/>
+      <w:szCs w:val="56"/>
+    </w:rPr>
+  </w:style>
+  <w:style w:styleId="Subtitle" w:type="paragraph">
+    <w:name w:val="Subtitle"/>
+    <w:basedOn w:val="Title"/>
+    <w:next w:val="BodyText"/>
+    <w:link w:val="SubtitleChar"/>
+    <w:uiPriority w:val="11"/>
+    <w:qFormat/>
+    <w:rsid w:val="00A10FD9"/>
+    <w:pPr>
+      <w:numPr>
+        <w:ilvl w:val="1"/>
+      </w:numPr>
+    </w:pPr>
+    <w:rPr>
+      <w:rFonts w:cstheme="majorBidi" w:eastAsiaTheme="majorEastAsia"/>
+      <w:spacing w:val="15"/>
       <w:sz w:val="28"/>
       <w:szCs w:val="28"/>
-    </w:rPr>
-  </w:style>
-  <w:style w:styleId="Subtitle" w:type="paragraph">
-    <w:name w:val="Subtitle"/>
-    <w:basedOn w:val="Normal"/>
-    <w:next w:val="Author"/>
-    <w:link w:val="SubtitleChar"/>
-    <w:qFormat/>
-    <w:pPr>
-      <w:keepNext/>
-      <w:keepLines/>
-      <w:spacing w:after="60" w:before="0"/>
-      <w:jc w:val="center"/>
-    </w:pPr>
-    <w:rPr>
-      <w:rFonts w:ascii="Cambria" w:cs="Cambria" w:hAnsi="Cambria"/>
-      <w:i/>
-      <w:color w:val="595959"/>
-      <w:sz w:val="24"/>
-      <w:szCs w:val="24"/>
     </w:rPr>
   </w:style>
   <w:style w:customStyle="1" w:styleId="SubtitleChar" w:type="character">
@@ -3616,35 +3558,30 @@
       <w:szCs w:val="28"/>
     </w:rPr>
   </w:style>
-  <w:style w:styleId="Author" w:type="paragraph">
+  <w:style w:customStyle="1" w:styleId="Author" w:type="paragraph">
     <w:name w:val="Author"/>
-    <w:basedOn w:val="Normal"/>
-    <w:next w:val="Date"/>
-    <w:qFormat/>
-    <w:pPr>
-      <w:spacing w:after="40" w:before="0"/>
-      <w:jc w:val="center"/>
-    </w:pPr>
-    <w:rPr>
-      <w:rFonts w:ascii="Cambria" w:cs="Cambria" w:hAnsi="Cambria"/>
-      <w:color w:val="22262B"/>
-      <w:sz w:val="24"/>
-      <w:szCs w:val="24"/>
-    </w:rPr>
-  </w:style>
-  <w:style w:styleId="Date" w:type="paragraph">
-    <w:name w:val="Date"/>
-    <w:basedOn w:val="Normal"/>
+    <w:basedOn w:val="Title"/>
     <w:next w:val="BodyText"/>
     <w:qFormat/>
     <w:pPr>
-      <w:spacing w:after="320" w:before="0"/>
-      <w:jc w:val="center"/>
+      <w:keepNext/>
+      <w:keepLines/>
     </w:pPr>
     <w:rPr>
-      <w:rFonts w:ascii="Cambria" w:cs="Cambria" w:hAnsi="Cambria"/>
-      <w:i/>
-      <w:color w:val="595959"/>
+      <w:sz w:val="24"/>
+      <w:szCs w:val="24"/>
+    </w:rPr>
+  </w:style>
+  <w:style w:styleId="Date" w:type="paragraph">
+    <w:name w:val="Date"/>
+    <w:basedOn w:val="Title"/>
+    <w:next w:val="BodyText"/>
+    <w:qFormat/>
+    <w:pPr>
+      <w:keepNext/>
+      <w:keepLines/>
+    </w:pPr>
+    <w:rPr>
       <w:sz w:val="24"/>
       <w:szCs w:val="24"/>
     </w:rPr>
@@ -3662,8 +3599,8 @@
     </w:pPr>
     <w:rPr>
       <w:b/>
-      <w:sz w:val="22"/>
-      <w:szCs w:val="22"/>
+      <w:sz w:val="20"/>
+      <w:szCs w:val="20"/>
     </w:rPr>
   </w:style>
   <w:style w:customStyle="1" w:styleId="Abstract" w:type="paragraph">
@@ -3677,8 +3614,8 @@
       <w:spacing w:after="300" w:before="100"/>
     </w:pPr>
     <w:rPr>
-      <w:sz w:val="22"/>
-      <w:szCs w:val="22"/>
+      <w:sz w:val="20"/>
+      <w:szCs w:val="20"/>
     </w:rPr>
   </w:style>
   <w:style w:styleId="Bibliography" w:type="paragraph">
@@ -3694,24 +3631,20 @@
     <w:basedOn w:val="Normal"/>
     <w:next w:val="BodyText"/>
     <w:link w:val="Heading1Char"/>
+    <w:uiPriority w:val="9"/>
     <w:qFormat/>
+    <w:rsid w:val="00A10FD9"/>
     <w:pPr>
       <w:keepNext/>
       <w:keepLines/>
-      <w:spacing w:after="100" w:before="320"/>
-      <w:pBdr>
-        <w:bottom w:color="1B3A5C" w:space="4" w:sz="6" w:val="single"/>
-      </w:pBdr>
+      <w:spacing w:after="80" w:before="360"/>
       <w:outlineLvl w:val="0"/>
     </w:pPr>
     <w:rPr>
-      <w:rFonts w:ascii="Calibri" w:cs="Calibri" w:hAnsi="Calibri"/>
-      <w:b/>
-      <w:smallCaps/>
-      <w:color w:val="1B3A5C"/>
-      <w:spacing w:val="10"/>
-      <w:sz w:val="26"/>
-      <w:szCs w:val="26"/>
+      <w:rFonts w:asciiTheme="majorHAnsi" w:cstheme="majorBidi" w:eastAsiaTheme="majorEastAsia" w:hAnsiTheme="majorHAnsi"/>
+      <w:color w:themeColor="accent1" w:themeShade="BF" w:val="0F4761"/>
+      <w:sz w:val="40"/>
+      <w:szCs w:val="40"/>
     </w:rPr>
   </w:style>
   <w:style w:styleId="Heading2" w:type="paragraph">
@@ -3719,19 +3652,22 @@
     <w:basedOn w:val="Normal"/>
     <w:next w:val="BodyText"/>
     <w:link w:val="Heading2Char"/>
+    <w:uiPriority w:val="9"/>
+    <w:semiHidden/>
+    <w:unhideWhenUsed/>
     <w:qFormat/>
+    <w:rsid w:val="00A10FD9"/>
     <w:pPr>
       <w:keepNext/>
       <w:keepLines/>
-      <w:spacing w:after="80" w:before="260"/>
+      <w:spacing w:after="80" w:before="160"/>
       <w:outlineLvl w:val="1"/>
     </w:pPr>
     <w:rPr>
-      <w:rFonts w:ascii="Calibri" w:cs="Calibri" w:hAnsi="Calibri"/>
-      <w:b/>
-      <w:color w:val="1B3A5C"/>
-      <w:sz w:val="24"/>
-      <w:szCs w:val="24"/>
+      <w:rFonts w:asciiTheme="majorHAnsi" w:cstheme="majorBidi" w:eastAsiaTheme="majorEastAsia" w:hAnsiTheme="majorHAnsi"/>
+      <w:color w:themeColor="accent1" w:themeShade="BF" w:val="0F4761"/>
+      <w:sz w:val="32"/>
+      <w:szCs w:val="32"/>
     </w:rPr>
   </w:style>
   <w:style w:styleId="Heading3" w:type="paragraph">
@@ -3739,20 +3675,22 @@
     <w:basedOn w:val="Normal"/>
     <w:next w:val="BodyText"/>
     <w:link w:val="Heading3Char"/>
+    <w:uiPriority w:val="9"/>
+    <w:semiHidden/>
+    <w:unhideWhenUsed/>
     <w:qFormat/>
+    <w:rsid w:val="00A10FD9"/>
     <w:pPr>
       <w:keepNext/>
       <w:keepLines/>
-      <w:spacing w:after="60" w:before="220"/>
+      <w:spacing w:after="80" w:before="160"/>
       <w:outlineLvl w:val="2"/>
     </w:pPr>
     <w:rPr>
-      <w:rFonts w:ascii="Calibri" w:cs="Calibri" w:hAnsi="Calibri"/>
-      <w:b/>
-      <w:i/>
-      <w:color w:val="15605C"/>
-      <w:sz w:val="24"/>
-      <w:szCs w:val="24"/>
+      <w:rFonts w:cstheme="majorBidi" w:eastAsiaTheme="majorEastAsia"/>
+      <w:color w:themeColor="accent1" w:themeShade="BF" w:val="0F4761"/>
+      <w:sz w:val="28"/>
+      <w:szCs w:val="28"/>
     </w:rPr>
   </w:style>
   <w:style w:styleId="Heading4" w:type="paragraph">
@@ -3760,19 +3698,22 @@
     <w:basedOn w:val="Normal"/>
     <w:next w:val="BodyText"/>
     <w:link w:val="Heading4Char"/>
+    <w:uiPriority w:val="9"/>
+    <w:semiHidden/>
+    <w:unhideWhenUsed/>
     <w:qFormat/>
+    <w:rsid w:val="00A10FD9"/>
     <w:pPr>
       <w:keepNext/>
       <w:keepLines/>
-      <w:spacing w:after="40" w:before="200"/>
+      <w:spacing w:after="40" w:before="80"/>
       <w:outlineLvl w:val="3"/>
     </w:pPr>
     <w:rPr>
-      <w:rFonts w:ascii="Cambria" w:cs="Cambria" w:hAnsi="Cambria"/>
-      <w:b/>
-      <w:color w:val="22262B"/>
-      <w:sz w:val="24"/>
-      <w:szCs w:val="24"/>
+      <w:rFonts w:cstheme="majorBidi" w:eastAsiaTheme="majorEastAsia"/>
+      <w:i/>
+      <w:iCs/>
+      <w:color w:themeColor="accent1" w:themeShade="BF" w:val="0F4761"/>
     </w:rPr>
   </w:style>
   <w:style w:styleId="Heading5" w:type="paragraph">
@@ -3780,19 +3721,20 @@
     <w:basedOn w:val="Normal"/>
     <w:next w:val="BodyText"/>
     <w:link w:val="Heading5Char"/>
+    <w:uiPriority w:val="9"/>
+    <w:semiHidden/>
+    <w:unhideWhenUsed/>
     <w:qFormat/>
+    <w:rsid w:val="00A10FD9"/>
     <w:pPr>
       <w:keepNext/>
       <w:keepLines/>
-      <w:spacing w:after="40" w:before="180"/>
+      <w:spacing w:after="40" w:before="80"/>
       <w:outlineLvl w:val="4"/>
     </w:pPr>
     <w:rPr>
-      <w:rFonts w:ascii="Cambria" w:cs="Cambria" w:hAnsi="Cambria"/>
-      <w:i/>
-      <w:color w:val="22262B"/>
-      <w:sz w:val="24"/>
-      <w:szCs w:val="24"/>
+      <w:rFonts w:cstheme="majorBidi" w:eastAsiaTheme="majorEastAsia"/>
+      <w:color w:themeColor="accent1" w:themeShade="BF" w:val="0F4761"/>
     </w:rPr>
   </w:style>
   <w:style w:styleId="Heading6" w:type="paragraph">
@@ -3800,19 +3742,22 @@
     <w:basedOn w:val="Normal"/>
     <w:next w:val="BodyText"/>
     <w:link w:val="Heading6Char"/>
+    <w:uiPriority w:val="9"/>
+    <w:semiHidden/>
+    <w:unhideWhenUsed/>
     <w:qFormat/>
+    <w:rsid w:val="00A10FD9"/>
     <w:pPr>
       <w:keepNext/>
       <w:keepLines/>
-      <w:spacing w:after="40" w:before="160"/>
+      <w:spacing w:after="0" w:before="40"/>
       <w:outlineLvl w:val="5"/>
     </w:pPr>
     <w:rPr>
-      <w:rFonts w:ascii="Cambria" w:cs="Cambria" w:hAnsi="Cambria"/>
+      <w:rFonts w:cstheme="majorBidi" w:eastAsiaTheme="majorEastAsia"/>
       <w:i/>
-      <w:color w:val="595959"/>
-      <w:sz w:val="24"/>
-      <w:szCs w:val="24"/>
+      <w:iCs/>
+      <w:color w:themeColor="text1" w:themeTint="A6" w:val="595959"/>
     </w:rPr>
   </w:style>
   <w:style w:styleId="Heading7" w:type="paragraph">
@@ -3889,8 +3834,8 @@
     <w:rPr>
       <w:rFonts w:asciiTheme="majorHAnsi" w:cstheme="majorBidi" w:eastAsiaTheme="majorEastAsia" w:hAnsiTheme="majorHAnsi"/>
       <w:color w:themeColor="accent1" w:themeShade="BF" w:val="0F4761"/>
-      <w:sz w:val="28"/>
-      <w:szCs w:val="28"/>
+      <w:sz w:val="40"/>
+      <w:szCs w:val="40"/>
     </w:rPr>
   </w:style>
   <w:style w:customStyle="1" w:styleId="Heading2Char" w:type="character">
@@ -3903,8 +3848,8 @@
     <w:rPr>
       <w:rFonts w:asciiTheme="majorHAnsi" w:cstheme="majorBidi" w:eastAsiaTheme="majorEastAsia" w:hAnsiTheme="majorHAnsi"/>
       <w:color w:themeColor="accent1" w:themeShade="BF" w:val="0F4761"/>
-      <w:sz w:val="28"/>
-      <w:szCs w:val="28"/>
+      <w:sz w:val="32"/>
+      <w:szCs w:val="32"/>
     </w:rPr>
   </w:style>
   <w:style w:customStyle="1" w:styleId="Heading3Char" w:type="character">
@@ -4001,22 +3946,15 @@
   </w:style>
   <w:style w:styleId="BlockText" w:type="paragraph">
     <w:name w:val="Block Text"/>
-    <w:basedOn w:val="Normal"/>
+    <w:basedOn w:val="BodyText"/>
+    <w:next w:val="BodyText"/>
+    <w:uiPriority w:val="9"/>
+    <w:unhideWhenUsed/>
     <w:qFormat/>
     <w:pPr>
-      <w:spacing w:after="120" w:before="120"/>
-      <w:ind w:left="360" w:right="360"/>
-      <w:pBdr>
-        <w:left w:color="15605C" w:space="10" w:sz="12" w:val="single"/>
-      </w:pBdr>
+      <w:spacing w:after="100" w:before="100"/>
+      <w:ind w:firstLine="0" w:left="480" w:right="480"/>
     </w:pPr>
-    <w:rPr>
-      <w:rFonts w:ascii="Cambria" w:cs="Cambria" w:hAnsi="Cambria"/>
-      <w:i/>
-      <w:color w:val="22262B"/>
-      <w:sz w:val="24"/>
-      <w:szCs w:val="24"/>
-    </w:rPr>
   </w:style>
   <w:style w:styleId="FootnoteText" w:type="paragraph">
     <w:name w:val="Footnote Text"/>
@@ -4087,17 +4025,12 @@
   <w:style w:styleId="Caption" w:type="paragraph">
     <w:name w:val="Caption"/>
     <w:basedOn w:val="Normal"/>
-    <w:next w:val="BodyText"/>
-    <w:qFormat/>
+    <w:link w:val="BodyTextChar"/>
     <w:pPr>
-      <w:spacing w:after="160" w:before="80"/>
+      <w:spacing w:after="120" w:before="0"/>
     </w:pPr>
     <w:rPr>
-      <w:rFonts w:ascii="Cambria" w:cs="Cambria" w:hAnsi="Cambria"/>
       <w:i/>
-      <w:color w:val="595959"/>
-      <w:sz w:val="24"/>
-      <w:szCs w:val="24"/>
     </w:rPr>
   </w:style>
   <w:style w:customStyle="1" w:styleId="TableCaption" w:type="paragraph">
@@ -4127,14 +4060,12 @@
     <w:basedOn w:val="DefaultParagraphFont"/>
     <w:link w:val="BodyText"/>
   </w:style>
-  <w:style w:styleId="VerbatimChar" w:type="character">
+  <w:style w:customStyle="1" w:styleId="VerbatimChar" w:type="character">
     <w:name w:val="Verbatim Char"/>
-    <w:qFormat/>
-    <w:rPr>
-      <w:rFonts w:ascii="Consolas" w:cs="Consolas" w:hAnsi="Consolas"/>
-      <w:color w:val="22262B"/>
+    <w:basedOn w:val="BodyTextChar"/>
+    <w:rPr>
+      <w:rFonts w:ascii="Consolas" w:hAnsi="Consolas"/>
       <w:sz w:val="22"/>
-      <w:szCs w:val="22"/>
     </w:rPr>
   </w:style>
   <w:style w:customStyle="1" w:styleId="SectionNumber" w:type="character">
@@ -4173,7 +4104,7 @@
       <w:color w:themeColor="accent1" w:themeShade="BF" w:val="365F91"/>
     </w:rPr>
   </w:style>
-  <w:style w:customStyle="1" w:styleId="SourceCode" w:type="paragraph">
+  <w:style w:type="paragraph" w:customStyle="1" w:styleId="SourceCode">
     <w:name w:val="Source Code"/>
     <w:basedOn w:val="Normal"/>
     <w:link w:val="VerbatimChar"/>
@@ -4181,7 +4112,7 @@
       <w:wordWrap w:val="off"/>
     </w:pPr>
   </w:style>
-  <w:style w:customStyle="1" w:styleId="KeywordTok" w:type="character">
+  <w:style w:type="character" w:customStyle="1" w:styleId="KeywordTok">
     <w:name w:val="KeywordTok"/>
     <w:basedOn w:val="VerbatimChar"/>
     <w:rPr>
@@ -4189,77 +4120,77 @@
       <w:color w:val="007020"/>
     </w:rPr>
   </w:style>
-  <w:style w:customStyle="1" w:styleId="DataTypeTok" w:type="character">
+  <w:style w:type="character" w:customStyle="1" w:styleId="DataTypeTok">
     <w:name w:val="DataTypeTok"/>
     <w:basedOn w:val="VerbatimChar"/>
     <w:rPr>
       <w:color w:val="902000"/>
     </w:rPr>
   </w:style>
-  <w:style w:customStyle="1" w:styleId="DecValTok" w:type="character">
+  <w:style w:type="character" w:customStyle="1" w:styleId="DecValTok">
     <w:name w:val="DecValTok"/>
     <w:basedOn w:val="VerbatimChar"/>
     <w:rPr>
       <w:color w:val="40a070"/>
     </w:rPr>
   </w:style>
-  <w:style w:customStyle="1" w:styleId="BaseNTok" w:type="character">
+  <w:style w:type="character" w:customStyle="1" w:styleId="BaseNTok">
     <w:name w:val="BaseNTok"/>
     <w:basedOn w:val="VerbatimChar"/>
     <w:rPr>
       <w:color w:val="40a070"/>
     </w:rPr>
   </w:style>
-  <w:style w:customStyle="1" w:styleId="FloatTok" w:type="character">
+  <w:style w:type="character" w:customStyle="1" w:styleId="FloatTok">
     <w:name w:val="FloatTok"/>
     <w:basedOn w:val="VerbatimChar"/>
     <w:rPr>
       <w:color w:val="40a070"/>
     </w:rPr>
   </w:style>
-  <w:style w:customStyle="1" w:styleId="ConstantTok" w:type="character">
+  <w:style w:type="character" w:customStyle="1" w:styleId="ConstantTok">
     <w:name w:val="ConstantTok"/>
     <w:basedOn w:val="VerbatimChar"/>
     <w:rPr>
       <w:color w:val="880000"/>
     </w:rPr>
   </w:style>
-  <w:style w:customStyle="1" w:styleId="CharTok" w:type="character">
+  <w:style w:type="character" w:customStyle="1" w:styleId="CharTok">
     <w:name w:val="CharTok"/>
     <w:basedOn w:val="VerbatimChar"/>
     <w:rPr>
       <w:color w:val="4070a0"/>
     </w:rPr>
   </w:style>
-  <w:style w:customStyle="1" w:styleId="SpecialCharTok" w:type="character">
+  <w:style w:type="character" w:customStyle="1" w:styleId="SpecialCharTok">
     <w:name w:val="SpecialCharTok"/>
     <w:basedOn w:val="VerbatimChar"/>
     <w:rPr>
       <w:color w:val="4070a0"/>
     </w:rPr>
   </w:style>
-  <w:style w:customStyle="1" w:styleId="StringTok" w:type="character">
+  <w:style w:type="character" w:customStyle="1" w:styleId="StringTok">
     <w:name w:val="StringTok"/>
     <w:basedOn w:val="VerbatimChar"/>
     <w:rPr>
       <w:color w:val="4070a0"/>
     </w:rPr>
   </w:style>
-  <w:style w:customStyle="1" w:styleId="VerbatimStringTok" w:type="character">
+  <w:style w:type="character" w:customStyle="1" w:styleId="VerbatimStringTok">
     <w:name w:val="VerbatimStringTok"/>
     <w:basedOn w:val="VerbatimChar"/>
     <w:rPr>
       <w:color w:val="4070a0"/>
     </w:rPr>
   </w:style>
-  <w:style w:customStyle="1" w:styleId="SpecialStringTok" w:type="character">
+  <w:style w:type="character" w:customStyle="1" w:styleId="SpecialStringTok">
     <w:name w:val="SpecialStringTok"/>
     <w:basedOn w:val="VerbatimChar"/>
     <w:rPr>
       <w:color w:val="bb6688"/>
     </w:rPr>
   </w:style>
-  <w:style w:customStyle="1" w:styleId="ImportTok" w:type="character">
+  <w:style w:type="character" w:customStyle="1" w:styleId="ImportTok">
     <w:name w:val="ImportTok"/>
     <w:basedOn w:val="VerbatimChar"/>
     <w:rPr>
@@ -4267,7 +4198,7 @@
       <w:color w:val="008000"/>
     </w:rPr>
   </w:style>
-  <w:style w:customStyle="1" w:styleId="CommentTok" w:type="character">
+  <w:style w:type="character" w:customStyle="1" w:styleId="CommentTok">
     <w:name w:val="CommentTok"/>
     <w:basedOn w:val="VerbatimChar"/>
     <w:rPr>
@@ -4275,7 +4206,7 @@
       <w:color w:val="60a0b0"/>
     </w:rPr>
   </w:style>
-  <w:style w:customStyle="1" w:styleId="DocumentationTok" w:type="character">
+  <w:style w:type="character" w:customStyle="1" w:styleId="DocumentationTok">
     <w:name w:val="DocumentationTok"/>
     <w:basedOn w:val="VerbatimChar"/>
     <w:rPr>
@@ -4283,7 +4214,7 @@
       <w:color w:val="ba2121"/>
     </w:rPr>
   </w:style>
-  <w:style w:customStyle="1" w:styleId="AnnotationTok" w:type="character">
+  <w:style w:type="character" w:customStyle="1" w:styleId="AnnotationTok">
     <w:name w:val="AnnotationTok"/>
     <w:basedOn w:val="VerbatimChar"/>
     <w:rPr>
@@ -4292,7 +4223,7 @@
       <w:color w:val="60a0b0"/>
     </w:rPr>
   </w:style>
-  <w:style w:customStyle="1" w:styleId="CommentVarTok" w:type="character">
+  <w:style w:type="character" w:customStyle="1" w:styleId="CommentVarTok">
     <w:name w:val="CommentVarTok"/>
     <w:basedOn w:val="VerbatimChar"/>
     <w:rPr>
@@ -4301,28 +4232,28 @@
       <w:color w:val="60a0b0"/>
     </w:rPr>
   </w:style>
-  <w:style w:customStyle="1" w:styleId="OtherTok" w:type="character">
+  <w:style w:type="character" w:customStyle="1" w:styleId="OtherTok">
     <w:name w:val="OtherTok"/>
     <w:basedOn w:val="VerbatimChar"/>
     <w:rPr>
       <w:color w:val="007020"/>
     </w:rPr>
   </w:style>
-  <w:style w:customStyle="1" w:styleId="FunctionTok" w:type="character">
+  <w:style w:type="character" w:customStyle="1" w:styleId="FunctionTok">
     <w:name w:val="FunctionTok"/>
     <w:basedOn w:val="VerbatimChar"/>
     <w:rPr>
       <w:color w:val="06287e"/>
     </w:rPr>
   </w:style>
-  <w:style w:customStyle="1" w:styleId="VariableTok" w:type="character">
+  <w:style w:type="character" w:customStyle="1" w:styleId="VariableTok">
     <w:name w:val="VariableTok"/>
     <w:basedOn w:val="VerbatimChar"/>
     <w:rPr>
       <w:color w:val="19177c"/>
     </w:rPr>
   </w:style>
-  <w:style w:customStyle="1" w:styleId="ControlFlowTok" w:type="character">
+  <w:style w:type="character" w:customStyle="1" w:styleId="ControlFlowTok">
     <w:name w:val="ControlFlowTok"/>
     <w:basedOn w:val="VerbatimChar"/>
     <w:rPr>
@@ -4330,45 +4261,45 @@
       <w:color w:val="007020"/>
     </w:rPr>
   </w:style>
-  <w:style w:customStyle="1" w:styleId="OperatorTok" w:type="character">
+  <w:style w:type="character" w:customStyle="1" w:styleId="OperatorTok">
     <w:name w:val="OperatorTok"/>
     <w:basedOn w:val="VerbatimChar"/>
     <w:rPr>
       <w:color w:val="666666"/>
     </w:rPr>
   </w:style>
-  <w:style w:customStyle="1" w:styleId="BuiltInTok" w:type="character">
+  <w:style w:type="character" w:customStyle="1" w:styleId="BuiltInTok">
     <w:name w:val="BuiltInTok"/>
     <w:basedOn w:val="VerbatimChar"/>
     <w:rPr>
       <w:color w:val="008000"/>
     </w:rPr>
   </w:style>
-  <w:style w:customStyle="1" w:styleId="ExtensionTok" w:type="character">
+  <w:style w:type="character" w:customStyle="1" w:styleId="ExtensionTok">
     <w:name w:val="ExtensionTok"/>
     <w:basedOn w:val="VerbatimChar"/>
     <w:rPr/>
   </w:style>
-  <w:style w:customStyle="1" w:styleId="PreprocessorTok" w:type="character">
+  <w:style w:type="character" w:customStyle="1" w:styleId="PreprocessorTok">
     <w:name w:val="PreprocessorTok"/>
     <w:basedOn w:val="VerbatimChar"/>
     <w:rPr>
       <w:color w:val="bc7a00"/>
     </w:rPr>
   </w:style>
-  <w:style w:customStyle="1" w:styleId="AttributeTok" w:type="character">
+  <w:style w:type="character" w:customStyle="1" w:styleId="AttributeTok">
     <w:name w:val="AttributeTok"/>
     <w:basedOn w:val="VerbatimChar"/>
     <w:rPr>
       <w:color w:val="7d9029"/>
     </w:rPr>
   </w:style>
-  <w:style w:customStyle="1" w:styleId="RegionMarkerTok" w:type="character">
+  <w:style w:type="character" w:customStyle="1" w:styleId="RegionMarkerTok">
     <w:name w:val="RegionMarkerTok"/>
     <w:basedOn w:val="VerbatimChar"/>
     <w:rPr/>
   </w:style>
-  <w:style w:customStyle="1" w:styleId="InformationTok" w:type="character">
+  <w:style w:type="character" w:customStyle="1" w:styleId="InformationTok">
     <w:name w:val="InformationTok"/>
     <w:basedOn w:val="VerbatimChar"/>
     <w:rPr>
@@ -4377,7 +4308,7 @@
       <w:color w:val="60a0b0"/>
     </w:rPr>
   </w:style>
-  <w:style w:customStyle="1" w:styleId="WarningTok" w:type="character">
+  <w:style w:type="character" w:customStyle="1" w:styleId="WarningTok">
     <w:name w:val="WarningTok"/>
     <w:basedOn w:val="VerbatimChar"/>
     <w:rPr>
@@ -4386,7 +4317,7 @@
       <w:color w:val="60a0b0"/>
     </w:rPr>
   </w:style>
-  <w:style w:customStyle="1" w:styleId="AlertTok" w:type="character">
+  <w:style w:type="character" w:customStyle="1" w:styleId="AlertTok">
     <w:name w:val="AlertTok"/>
     <w:basedOn w:val="VerbatimChar"/>
     <w:rPr>
@@ -4394,7 +4325,7 @@
       <w:color w:val="ff0000"/>
     </w:rPr>
   </w:style>
-  <w:style w:customStyle="1" w:styleId="ErrorTok" w:type="character">
+  <w:style w:type="character" w:customStyle="1" w:styleId="ErrorTok">
     <w:name w:val="ErrorTok"/>
     <w:basedOn w:val="VerbatimChar"/>
     <w:rPr>
@@ -4402,7 +4333,7 @@
       <w:color w:val="ff0000"/>
     </w:rPr>
   </w:style>
-  <w:style w:customStyle="1" w:styleId="NormalTok" w:type="character">
+  <w:style w:type="character" w:customStyle="1" w:styleId="NormalTok">
     <w:name w:val="NormalTok"/>
     <w:basedOn w:val="VerbatimChar"/>
     <w:rPr/>

--- a/examples/vr-codebook/files/MC501-vr-codebook-example.docx
+++ b/examples/vr-codebook/files/MC501-vr-codebook-example.docx
@@ -3046,7 +3046,7 @@
       </w:r>
     </w:p>
     <w:bookmarkEnd w:id="21"/>
-    <w:bookmarkStart w:id="27" w:name="part-3-reliability-protocol"/>
+    <w:bookmarkStart w:id="29" w:name="part-3-reliability-protocol"/>
     <w:p>
       <w:pPr>
         <w:pStyle w:val="Heading1"/>
@@ -3077,7 +3077,37 @@
         <w:pStyle w:val="FirstParagraph"/>
       </w:pPr>
       <w:r>
-        <w:t xml:space="preserve">Krippendorff’s alpha for each variable, computed on a re-code of the same titles.</w:t>
+        <w:t xml:space="preserve">Krippendorff’s alpha for each variable, computed on a re-code of the same titles. This is intracoder reliability (stability): both passes are yours. Report percent agreement beside it, never alone, because most titles are</w:t>
+      </w:r>
+      <w:r>
+        <w:t xml:space="preserve"> </w:t>
+      </w:r>
+      <w:r>
+        <w:rPr>
+          <w:rStyle w:val="VerbatimChar"/>
+        </w:rPr>
+        <w:t xml:space="preserve">no</w:t>
+      </w:r>
+      <w:r>
+        <w:t xml:space="preserve"> </w:t>
+      </w:r>
+      <w:r>
+        <w:t xml:space="preserve">on most genres, so two passes would agree on</w:t>
+      </w:r>
+      <w:r>
+        <w:t xml:space="preserve"> </w:t>
+      </w:r>
+      <w:r>
+        <w:rPr>
+          <w:rStyle w:val="VerbatimChar"/>
+        </w:rPr>
+        <w:t xml:space="preserve">no</w:t>
+      </w:r>
+      <w:r>
+        <w:t xml:space="preserve"> </w:t>
+      </w:r>
+      <w:r>
+        <w:t xml:space="preserve">often by chance.</w:t>
       </w:r>
     </w:p>
     <w:p>
@@ -3085,7 +3115,7 @@
         <w:pStyle w:val="BodyText"/>
       </w:pPr>
       <w:r>
-        <w:t xml:space="preserve">Alpha of .80 or higher for each variable; .67 to .79 is reported as tentative.</w:t>
+        <w:t xml:space="preserve">Alpha of .80 or higher for each variable, the level Lombard et al. (2002) call acceptable in most situations; .67 to .79 is reported as tentative. A stability figure is a weaker claim than agreement between two coders, so it is reported as stability and never as intercoder agreement.</w:t>
       </w:r>
     </w:p>
     <w:bookmarkEnd w:id="22"/>
@@ -3103,7 +3133,15 @@
         <w:pStyle w:val="FirstParagraph"/>
       </w:pPr>
       <w:r>
-        <w:t xml:space="preserve">Code a seeded random sample of 20 titles, wait at least one week without looking at the first codes, then code the same 20 again from the store pages. Compare the two passes variable by variable.</w:t>
+        <w:t xml:space="preserve">Code a seeded random sample of 20 titles, wait at least one week without looking at the first codes, then code the same 20 again from the store pages on a fresh copy of the sheet with no code columns. Compare the two passes variable by variable. Twenty is about 14 percent of the 139 titles, above the 10 percent minimum.</w:t>
+      </w:r>
+    </w:p>
+    <w:p>
+      <w:pPr>
+        <w:pStyle w:val="BodyText"/>
+      </w:pPr>
+      <w:r>
+        <w:t xml:space="preserve">Draw the 20 after the codebook is frozen, from titles that played no part in building it: the 20 store pages read for the memo are excluded. Write the seed in the script so the draw can be repeated.</w:t>
       </w:r>
     </w:p>
     <w:bookmarkEnd w:id="23"/>
@@ -3121,16 +3159,175 @@
         <w:pStyle w:val="FirstParagraph"/>
       </w:pPr>
       <w:r>
-        <w:t xml:space="preserve">Revise the decision rules for the failing variable, write down what changed, and re-code a fresh seeded sample of 20.</w:t>
+        <w:t xml:space="preserve">Revise the decision rules for the failing variable, write down what changed, and re-code a fresh seeded sample of 20. Change only the rules, never a genre’s definition, and date the revised rules before opening any new page, so the codebook does not bend toward your own habits.</w:t>
+      </w:r>
+    </w:p>
+    <w:p>
+      <w:pPr>
+        <w:pStyle w:val="BodyText"/>
+      </w:pPr>
+      <w:r>
+        <w:t xml:space="preserve">Report every alpha, for every variable and every round, including any below .80. For a low figure, say that your own reading of that variable shifted between passes, name the result that rests on it, and call that result tentative.</w:t>
       </w:r>
     </w:p>
     <w:bookmarkEnd w:id="24"/>
-    <w:bookmarkStart w:id="25" w:name="in-practice-2"/>
+    <w:bookmarkStart w:id="25" w:name="single-coder-safeguards"/>
     <w:p>
       <w:pPr>
         <w:pStyle w:val="Heading2"/>
       </w:pPr>
       <w:r>
+        <w:t xml:space="preserve">Single-coder safeguards</w:t>
+      </w:r>
+    </w:p>
+    <w:p>
+      <w:pPr>
+        <w:pStyle w:val="Compact"/>
+        <w:numPr>
+          <w:ilvl w:val="0"/>
+          <w:numId w:val="1002"/>
+        </w:numPr>
+      </w:pPr>
+      <w:r>
+        <w:t xml:space="preserve">Rules before coding: every genre definition, with its counts-as and does-not-count-as columns, is written before the sample is coded.</w:t>
+      </w:r>
+    </w:p>
+    <w:p>
+      <w:pPr>
+        <w:pStyle w:val="Compact"/>
+        <w:numPr>
+          <w:ilvl w:val="0"/>
+          <w:numId w:val="1002"/>
+        </w:numPr>
+      </w:pPr>
+      <w:r>
+        <w:t xml:space="preserve">Examples from the material: each value carries titles from</w:t>
+      </w:r>
+      <w:r>
+        <w:t xml:space="preserve"> </w:t>
+      </w:r>
+      <w:r>
+        <w:rPr>
+          <w:rStyle w:val="VerbatimChar"/>
+        </w:rPr>
+        <w:t xml:space="preserve">vr-sample.csv</w:t>
+      </w:r>
+      <w:r>
+        <w:t xml:space="preserve">, and a hard case is checked against them before it is coded.</w:t>
+      </w:r>
+    </w:p>
+    <w:p>
+      <w:pPr>
+        <w:pStyle w:val="Compact"/>
+        <w:numPr>
+          <w:ilvl w:val="0"/>
+          <w:numId w:val="1002"/>
+        </w:numPr>
+      </w:pPr>
+      <w:r>
+        <w:t xml:space="preserve">A frozen codebook with a change log: after the freeze, every change is logged with its date, the rule changed, and the reason.</w:t>
+      </w:r>
+    </w:p>
+    <w:p>
+      <w:pPr>
+        <w:pStyle w:val="Compact"/>
+        <w:numPr>
+          <w:ilvl w:val="0"/>
+          <w:numId w:val="1002"/>
+        </w:numPr>
+      </w:pPr>
+      <w:r>
+        <w:t xml:space="preserve">No blank cells: every genre gets</w:t>
+      </w:r>
+      <w:r>
+        <w:t xml:space="preserve"> </w:t>
+      </w:r>
+      <w:r>
+        <w:rPr>
+          <w:rStyle w:val="VerbatimChar"/>
+        </w:rPr>
+        <w:t xml:space="preserve">yes</w:t>
+      </w:r>
+      <w:r>
+        <w:t xml:space="preserve">,</w:t>
+      </w:r>
+      <w:r>
+        <w:t xml:space="preserve"> </w:t>
+      </w:r>
+      <w:r>
+        <w:rPr>
+          <w:rStyle w:val="VerbatimChar"/>
+        </w:rPr>
+        <w:t xml:space="preserve">maybe</w:t>
+      </w:r>
+      <w:r>
+        <w:t xml:space="preserve">, or</w:t>
+      </w:r>
+      <w:r>
+        <w:t xml:space="preserve"> </w:t>
+      </w:r>
+      <w:r>
+        <w:rPr>
+          <w:rStyle w:val="VerbatimChar"/>
+        </w:rPr>
+        <w:t xml:space="preserve">no</w:t>
+      </w:r>
+      <w:r>
+        <w:t xml:space="preserve">, and every</w:t>
+      </w:r>
+      <w:r>
+        <w:t xml:space="preserve"> </w:t>
+      </w:r>
+      <w:r>
+        <w:rPr>
+          <w:rStyle w:val="VerbatimChar"/>
+        </w:rPr>
+        <w:t xml:space="preserve">maybe</w:t>
+      </w:r>
+      <w:r>
+        <w:t xml:space="preserve"> </w:t>
+      </w:r>
+      <w:r>
+        <w:t xml:space="preserve">carries a note, so an uncoded cell can always be told from a coded one.</w:t>
+      </w:r>
+    </w:p>
+    <w:p>
+      <w:pPr>
+        <w:pStyle w:val="Compact"/>
+        <w:numPr>
+          <w:ilvl w:val="0"/>
+          <w:numId w:val="1002"/>
+        </w:numPr>
+      </w:pPr>
+      <w:r>
+        <w:t xml:space="preserve">The store page only: nothing is coded from gameplay videos found elsewhere, so every code can be checked against a page a reader can open.</w:t>
+      </w:r>
+    </w:p>
+    <w:bookmarkEnd w:id="25"/>
+    <w:bookmarkStart w:id="26" w:name="second-coder-counterfactual"/>
+    <w:p>
+      <w:pPr>
+        <w:pStyle w:val="Heading2"/>
+      </w:pPr>
+      <w:r>
+        <w:t xml:space="preserve">Second-coder counterfactual</w:t>
+      </w:r>
+    </w:p>
+    <w:p>
+      <w:pPr>
+        <w:pStyle w:val="FirstParagraph"/>
+      </w:pPr>
+      <w:r>
+        <w:t xml:space="preserve">With a second coder, double-code 28 titles, 20 percent of the 139, drawn the same way as the stability sample, and report Krippendorff’s alpha for each variable as intercoder agreement. Train the coder on this codebook with 10 practice titles from outside the sample, compare codes, and settle each disagreement against the written rule. Write the reconciliation rule down before coding starts, and keep the settled column beside both coders’ columns. The finding most at risk is the genre profile, Action and Simulation above all, because whether an activity fills more than 20 percent of a page is the judgment two coders would most often part on.</w:t>
+      </w:r>
+    </w:p>
+    <w:bookmarkEnd w:id="26"/>
+    <w:bookmarkStart w:id="27" w:name="in-practice-2"/>
+    <w:p>
+      <w:pPr>
+        <w:pStyle w:val="Heading2"/>
+      </w:pPr>
+      <w:r>
         <w:t xml:space="preserve">In practice</w:t>
       </w:r>
     </w:p>
@@ -3142,8 +3339,8 @@
         <w:t xml:space="preserve">The published study used three trained coders who were not the authors, and two of them coded each VR title. The sheet keeps both coders’ genre codes and a column that flags each disagreement. The paper reports that every variable met an alpha of .70. The rule used to settle disagreements was not written down, and the reported genre percentages cannot be rebuilt from the two coders’ columns with any single rule: for Action, one coder’s codes give 50 of the 139 titles and the other’s give 67, while the paper reports 45 percent. In your protocol, write the reconciliation rule before you code, and keep the settled column.</w:t>
       </w:r>
     </w:p>
-    <w:bookmarkEnd w:id="25"/>
-    <w:bookmarkStart w:id="26" w:name="references"/>
+    <w:bookmarkEnd w:id="27"/>
+    <w:bookmarkStart w:id="28" w:name="references"/>
     <w:p>
       <w:pPr>
         <w:pStyle w:val="Heading2"/>
@@ -3178,6 +3375,27 @@
         <w:pStyle w:val="BodyText"/>
       </w:pPr>
       <w:r>
+        <w:t xml:space="preserve">Lombard, M., Snyder-Duch, J., &amp; Bracken, C. C. (2002). Content analysis in mass communication: Assessment and reporting of intercoder reliability.</w:t>
+      </w:r>
+      <w:r>
+        <w:t xml:space="preserve"> </w:t>
+      </w:r>
+      <w:r>
+        <w:rPr>
+          <w:i/>
+          <w:iCs/>
+        </w:rPr>
+        <w:t xml:space="preserve">Human Communication Research, 28</w:t>
+      </w:r>
+      <w:r>
+        <w:t xml:space="preserve">(4), 587-604. https://doi.org/10.1111/j.1468-2958.2002.tb00826.x</w:t>
+      </w:r>
+    </w:p>
+    <w:p>
+      <w:pPr>
+        <w:pStyle w:val="BodyText"/>
+      </w:pPr>
+      <w:r>
         <w:t xml:space="preserve">Lucas, K., &amp; Sherry, J. L. (2004). Sex differences in video game play: A communication-based explanation.</w:t>
       </w:r>
       <w:r>
@@ -3215,8 +3433,8 @@
         <w:t xml:space="preserve">(4), 73-93. https://doi.org/10.1111/j.1460-2466.1992.tb00812.x</w:t>
       </w:r>
     </w:p>
-    <w:bookmarkEnd w:id="26"/>
-    <w:bookmarkEnd w:id="27"/>
+    <w:bookmarkEnd w:id="28"/>
+    <w:bookmarkEnd w:id="29"/>
     <w:sectPr>
       <w:footnotePr>
         <w:numRestart w:val="eachSect"/>
@@ -3416,6 +3634,36 @@
     <w:abstractNumId w:val="990"/>
   </w:num>
   <w:num w:numId="1001">
+    <w:abstractNumId w:val="99411"/>
+    <w:lvlOverride w:ilvl="0">
+      <w:startOverride w:val="1"/>
+    </w:lvlOverride>
+    <w:lvlOverride w:ilvl="1">
+      <w:startOverride w:val="1"/>
+    </w:lvlOverride>
+    <w:lvlOverride w:ilvl="2">
+      <w:startOverride w:val="1"/>
+    </w:lvlOverride>
+    <w:lvlOverride w:ilvl="3">
+      <w:startOverride w:val="1"/>
+    </w:lvlOverride>
+    <w:lvlOverride w:ilvl="4">
+      <w:startOverride w:val="1"/>
+    </w:lvlOverride>
+    <w:lvlOverride w:ilvl="5">
+      <w:startOverride w:val="1"/>
+    </w:lvlOverride>
+    <w:lvlOverride w:ilvl="6">
+      <w:startOverride w:val="1"/>
+    </w:lvlOverride>
+    <w:lvlOverride w:ilvl="7">
+      <w:startOverride w:val="1"/>
+    </w:lvlOverride>
+    <w:lvlOverride w:ilvl="8">
+      <w:startOverride w:val="1"/>
+    </w:lvlOverride>
+  </w:num>
+  <w:num w:numId="1002">
     <w:abstractNumId w:val="99411"/>
     <w:lvlOverride w:ilvl="0">
       <w:startOverride w:val="1"/>
